--- a/public/em-measurements/badanie-rezystancji.template.docx
+++ b/public/em-measurements/badanie-rezystancji.template.docx
@@ -142,10 +142,10 @@
               <w:jc w:val="center"/>
             </w:pPr>
             <w:r>
-              <w:t xml:space="preserve">Miejsce pomiaru: Wrocław, ul. </w:t>
-            </w:r>
-            <w:r>
-              <w:t>Sępa Sarzyńskiego 83/7</w:t>
+              <w:t xml:space="preserve">Miejsce pomiaru: {{ADDRESS}}</w:t>
+            </w:r>
+            <w:r>
+              <w:t/>
             </w:r>
           </w:p>
         </w:tc>
